--- a/СА, практические работы/СА, п.р., вопросы/Системный анализ, п.р. 3, вопросы.docx
+++ b/СА, практические работы/СА, п.р., вопросы/Системный анализ, п.р. 3, вопросы.docx
@@ -256,7 +256,19 @@
     </w:p>
     <w:p>
       <w:r>
-        <w:t>Основные свойства системы:</w:t>
+        <w:t>Основные свойства системы</w:t>
+      </w:r>
+      <w:r>
+        <w:t xml:space="preserve"> (</w:t>
+      </w:r>
+      <w:r>
+        <w:t>определение системы</w:t>
+      </w:r>
+      <w:r>
+        <w:t>)</w:t>
+      </w:r>
+      <w:r>
+        <w:t>:</w:t>
       </w:r>
     </w:p>
     <w:p>
@@ -341,19 +353,7 @@
         <w:t xml:space="preserve"> </w:t>
       </w:r>
       <w:r>
-        <w:t>(желание) элементов добровольно осуществлять друг с другом качественный (неискаженный) обмен: информацией</w:t>
-      </w:r>
-      <w:r>
-        <w:t>,</w:t>
-      </w:r>
-      <w:r>
-        <w:t xml:space="preserve"> энергией</w:t>
-      </w:r>
-      <w:r>
-        <w:t>,</w:t>
-      </w:r>
-      <w:r>
-        <w:t xml:space="preserve"> веществом</w:t>
+        <w:t>(желание) элементов добровольно осуществлять друг с другом качественный (неискаженный) обмен: информацией, энергией, веществом</w:t>
       </w:r>
       <w:r>
         <w:t xml:space="preserve"> и</w:t>
@@ -529,16 +529,7 @@
           <w:spacing w:val="1"/>
           <w:szCs w:val="28"/>
         </w:rPr>
-        <w:t>«в</w:t>
-      </w:r>
-      <w:r>
-        <w:rPr>
-          <w:rFonts w:eastAsia="MS Mincho"/>
-          <w:color w:val="000000"/>
-          <w:spacing w:val="1"/>
-          <w:szCs w:val="28"/>
-        </w:rPr>
-        <w:t xml:space="preserve">незапное» появление качественно новых свойств у </w:t>
+        <w:t xml:space="preserve">«внезапное» появление качественно новых свойств у </w:t>
       </w:r>
       <w:r>
         <w:rPr>
@@ -550,7 +541,13 @@
         <w:t>системы как результат объединения частей в целое</w:t>
       </w:r>
       <w:r>
-        <w:t>. Интегративные свойства – свойства, которые присущи только системе в целом и не имеются не у одного из ее элементов в отдельности. Эмерджентность хотя и зависит от свойств отдельных элементов и связей, но не является их простой суммой</w:t>
+        <w:t>. Интегративные свойства – свойства, которые присущи только системе в целом и не имеются н</w:t>
+      </w:r>
+      <w:r>
+        <w:t>и</w:t>
+      </w:r>
+      <w:r>
+        <w:t xml:space="preserve"> у одного из ее элементов в отдельности. Эмерджентность хотя и зависит от свойств отдельных элементов и связей, но не является их простой суммой</w:t>
       </w:r>
       <w:r>
         <w:t xml:space="preserve">; </w:t>
@@ -849,13 +846,7 @@
         <w:rPr>
           <w:rFonts w:eastAsiaTheme="minorEastAsia"/>
         </w:rPr>
-        <w:t>–</w:t>
-      </w:r>
-      <w:r>
-        <w:rPr>
-          <w:rFonts w:eastAsiaTheme="minorEastAsia"/>
-        </w:rPr>
-        <w:t xml:space="preserve"> проблемная система</w:t>
+        <w:t>– проблемная система</w:t>
       </w:r>
       <w:r>
         <w:rPr>
@@ -1000,13 +991,7 @@
         <w:rPr>
           <w:rFonts w:eastAsiaTheme="minorEastAsia"/>
         </w:rPr>
-        <w:t>–</w:t>
-      </w:r>
-      <w:r>
-        <w:rPr>
-          <w:rFonts w:eastAsiaTheme="minorEastAsia"/>
-        </w:rPr>
-        <w:t xml:space="preserve"> точка перехода между эффективной и проблемной системами</w:t>
+        <w:t>– точка перехода между эффективной и проблемной системами</w:t>
       </w:r>
       <w:r>
         <w:rPr>
@@ -1171,13 +1156,7 @@
           <w:rPr>
             <w:rFonts w:ascii="Cambria Math" w:hAnsi="Cambria Math"/>
           </w:rPr>
-          <m:t>S</m:t>
-        </m:r>
-        <m:r>
-          <w:rPr>
-            <w:rFonts w:ascii="Cambria Math" w:hAnsi="Cambria Math"/>
-          </w:rPr>
-          <m:t>={</m:t>
+          <m:t>S={</m:t>
         </m:r>
         <m:r>
           <m:rPr>
@@ -1251,13 +1230,7 @@
           <w:rPr>
             <w:rFonts w:ascii="Cambria Math" w:hAnsi="Cambria Math"/>
           </w:rPr>
-          <m:t>=</m:t>
-        </m:r>
-        <m:r>
-          <w:rPr>
-            <w:rFonts w:ascii="Cambria Math" w:hAnsi="Cambria Math"/>
-          </w:rPr>
-          <m:t>{</m:t>
+          <m:t>={</m:t>
         </m:r>
         <m:sSub>
           <m:sSubPr>
@@ -1327,13 +1300,7 @@
           <w:rPr>
             <w:rFonts w:ascii="Cambria Math" w:hAnsi="Cambria Math"/>
           </w:rPr>
-          <m:t>H</m:t>
-        </m:r>
-        <m:r>
-          <w:rPr>
-            <w:rFonts w:ascii="Cambria Math" w:hAnsi="Cambria Math"/>
-          </w:rPr>
-          <m:t>={</m:t>
+          <m:t>H={</m:t>
         </m:r>
         <m:sSub>
           <m:sSubPr>
@@ -1402,13 +1369,7 @@
           <w:rPr>
             <w:rFonts w:ascii="Cambria Math" w:hAnsi="Cambria Math"/>
           </w:rPr>
-          <m:t>Z</m:t>
-        </m:r>
-        <m:r>
-          <w:rPr>
-            <w:rFonts w:ascii="Cambria Math" w:hAnsi="Cambria Math"/>
-          </w:rPr>
-          <m:t>={</m:t>
+          <m:t>Z={</m:t>
         </m:r>
         <m:sSub>
           <m:sSubPr>
@@ -1479,25 +1440,7 @@
         <w:t>Подсистема</w:t>
       </w:r>
       <w:r>
-        <w:t xml:space="preserve"> </w:t>
-      </w:r>
-      <w:r>
-        <w:t>–</w:t>
-      </w:r>
-      <w:r>
-        <w:t xml:space="preserve"> часть системы, которая сама обладает всеми свойствами системы, но при этом выделена в составе более крупной системы и подчинена её цели. Иными словами, подсистема </w:t>
-      </w:r>
-      <w:r>
-        <w:t>–</w:t>
-      </w:r>
-      <w:r>
-        <w:t xml:space="preserve"> это система более низкого уровня, входящая в систему более высокого уровня</w:t>
-      </w:r>
-      <w:r>
-        <w:t xml:space="preserve"> </w:t>
-      </w:r>
-      <w:r>
-        <w:t>(</w:t>
+        <w:t xml:space="preserve"> – часть системы, которая сама обладает всеми свойствами системы, но при этом выделена в составе более крупной системы и подчинена её цели. Иными словами, подсистема – это система более низкого уровня, входящая в систему более высокого уровня (</w:t>
       </w:r>
       <w:r>
         <w:rPr>
@@ -1524,19 +1467,7 @@
         <w:t>Надсистема</w:t>
       </w:r>
       <w:r>
-        <w:t xml:space="preserve"> </w:t>
-      </w:r>
-      <w:r>
-        <w:t>–</w:t>
-      </w:r>
-      <w:r>
-        <w:t xml:space="preserve"> система более высокого уровня, по отношению к которой рассматриваемая система выступает как подсистема (элемент). Надсистема задаёт цели, ограничения и требования для входящих в неё систем</w:t>
-      </w:r>
-      <w:r>
-        <w:t xml:space="preserve"> </w:t>
-      </w:r>
-      <w:r>
-        <w:t>(</w:t>
+        <w:t xml:space="preserve"> – система более высокого уровня, по отношению к которой рассматриваемая система выступает как подсистема (элемент). Надсистема задаёт цели, ограничения и требования для входящих в неё систем (</w:t>
       </w:r>
       <w:r>
         <w:rPr>
@@ -1816,7 +1747,19 @@
         <w:rPr>
           <w:rFonts w:eastAsiaTheme="minorEastAsia"/>
         </w:rPr>
-        <w:t xml:space="preserve">Структура системы – есть сама система с указанием единственного способа декомпозиции </w:t>
+        <w:t>Структура системы – есть сама система с указанием единственного способа декомпозиции</w:t>
+      </w:r>
+      <w:r>
+        <w:rPr>
+          <w:rFonts w:eastAsiaTheme="minorEastAsia"/>
+        </w:rPr>
+        <w:t>:</w:t>
+      </w:r>
+      <w:r>
+        <w:rPr>
+          <w:rFonts w:eastAsiaTheme="minorEastAsia"/>
+        </w:rPr>
+        <w:t xml:space="preserve"> </w:t>
       </w:r>
       <m:oMath>
         <m:r>
@@ -1896,13 +1839,7 @@
           <w:rPr>
             <w:rFonts w:ascii="Cambria Math" w:eastAsiaTheme="minorEastAsia" w:hAnsi="Cambria Math"/>
           </w:rPr>
-          <m:t>∈D</m:t>
-        </m:r>
-        <m:r>
-          <w:rPr>
-            <w:rFonts w:ascii="Cambria Math" w:eastAsiaTheme="minorEastAsia" w:hAnsi="Cambria Math"/>
-          </w:rPr>
-          <m:t>⊂</m:t>
+          <m:t>∈D⊂</m:t>
         </m:r>
         <m:r>
           <w:rPr>
@@ -1951,6 +1888,9 @@
         <w:tabs>
           <w:tab w:val="left" w:pos="3135"/>
         </w:tabs>
+        <w:rPr>
+          <w:lang w:val="en-US"/>
+        </w:rPr>
       </w:pPr>
       <w:r>
         <w:rPr>
@@ -1961,10 +1901,7 @@
         <w:t>Дополнение</w:t>
       </w:r>
       <w:r>
-        <w:t xml:space="preserve">: </w:t>
-      </w:r>
-      <w:r>
-        <w:t>в</w:t>
+        <w:t>: в</w:t>
       </w:r>
       <w:r>
         <w:rPr>
@@ -2022,22 +1959,7 @@
         </w:tabs>
       </w:pPr>
       <w:r>
-        <w:t>С</w:t>
-      </w:r>
-      <w:r>
-        <w:t>пособ декомпозици</w:t>
-      </w:r>
-      <w:r>
-        <w:t>и</w:t>
-      </w:r>
-      <w:r>
-        <w:t xml:space="preserve"> – способ представления системы в графическом виде, для реализации</w:t>
-      </w:r>
-      <w:r>
-        <w:t xml:space="preserve"> (выбора)</w:t>
-      </w:r>
-      <w:r>
-        <w:t xml:space="preserve"> которого нужно ответить на следующие вопросы:</w:t>
+        <w:t>Способ декомпозиции – способ представления системы в графическом виде, для реализации (выбора) которого нужно ответить на следующие вопросы:</w:t>
       </w:r>
     </w:p>
     <w:p>
@@ -2064,10 +1986,7 @@
         </w:numPr>
       </w:pPr>
       <w:r>
-        <w:t>какой тип базового элемента</w:t>
-      </w:r>
-      <w:r>
-        <w:t xml:space="preserve"> (смотри «вопрос 4»)</w:t>
+        <w:t>какой тип базового элемента (смотри «вопрос 4»)</w:t>
       </w:r>
       <w:r>
         <w:t>;</w:t>
@@ -2089,7 +2008,10 @@
         <w:t xml:space="preserve">/ </w:t>
       </w:r>
       <w:r>
-        <w:t>вертикальная – иерархия).</w:t>
+        <w:t>вертикальное</w:t>
+      </w:r>
+      <w:r>
+        <w:t xml:space="preserve"> – иерархия).</w:t>
       </w:r>
     </w:p>
     <w:p/>
@@ -2128,7 +2050,13 @@
         </w:numPr>
       </w:pPr>
       <w:r>
-        <w:t>сетевая структура (сеть) – представляет собой декомпозиции системы во времени</w:t>
+        <w:t>сетевая структура (сеть) – представляет собой декомпозици</w:t>
+      </w:r>
+      <w:r>
+        <w:t>ю</w:t>
+      </w:r>
+      <w:r>
+        <w:t xml:space="preserve"> системы во времени</w:t>
       </w:r>
       <w:r>
         <w:t>;</w:t>
@@ -3258,6 +3186,7 @@
   <w:style w:type="character" w:default="1" w:styleId="a3">
     <w:name w:val="Default Paragraph Font"/>
     <w:uiPriority w:val="1"/>
+    <w:semiHidden/>
     <w:unhideWhenUsed/>
   </w:style>
   <w:style w:type="table" w:default="1" w:styleId="a4">

--- a/СА, практические работы/СА, п.р., вопросы/Системный анализ, п.р. 3, вопросы.docx
+++ b/СА, практические работы/СА, п.р., вопросы/Системный анализ, п.р. 3, вопросы.docx
@@ -1888,9 +1888,6 @@
         <w:tabs>
           <w:tab w:val="left" w:pos="3135"/>
         </w:tabs>
-        <w:rPr>
-          <w:lang w:val="en-US"/>
-        </w:rPr>
       </w:pPr>
       <w:r>
         <w:rPr>
@@ -2077,7 +2074,13 @@
         <w:t xml:space="preserve">структура </w:t>
       </w:r>
       <w:r>
-        <w:t>– представляет собой декомпозицию систему в пространстве</w:t>
+        <w:t>– представляет собой декомпозицию систем</w:t>
+      </w:r>
+      <w:r>
+        <w:t>ы</w:t>
+      </w:r>
+      <w:r>
+        <w:t xml:space="preserve"> в пространстве</w:t>
       </w:r>
       <w:r>
         <w:t xml:space="preserve">; </w:t>
